--- a/7_term/Проектирование программного обеспечения/ДР/Губин_ЕВ_ИУК_4_72_Б_2025_Проектирование программного обеспечения.docx
+++ b/7_term/Проектирование программного обеспечения/ДР/Губин_ЕВ_ИУК_4_72_Б_2025_Проектирование программного обеспечения.docx
@@ -1327,6 +1327,723 @@
     </w:p>
     <w:p>
       <w:pPr>
+        <w:keepNext/>
+        <w:jc w:val="center"/>
+      </w:pPr>
+      <w:r>
+        <w:rPr>
+          <w:sz w:val="28"/>
+          <w:szCs w:val="28"/>
+        </w:rPr>
+        <w:drawing>
+          <wp:inline distT="0" distB="0" distL="0" distR="0" wp14:anchorId="19CC6BF2" wp14:editId="48891E9B">
+            <wp:extent cx="4702628" cy="3266955"/>
+            <wp:effectExtent l="0" t="0" r="3175" b="0"/>
+            <wp:docPr id="1587181299" name="Рисунок 1"/>
+            <wp:cNvGraphicFramePr>
+              <a:graphicFrameLocks xmlns:a="http://schemas.openxmlformats.org/drawingml/2006/main" noChangeAspect="1"/>
+            </wp:cNvGraphicFramePr>
+            <a:graphic xmlns:a="http://schemas.openxmlformats.org/drawingml/2006/main">
+              <a:graphicData uri="http://schemas.openxmlformats.org/drawingml/2006/picture">
+                <pic:pic xmlns:pic="http://schemas.openxmlformats.org/drawingml/2006/picture">
+                  <pic:nvPicPr>
+                    <pic:cNvPr id="1587181299" name=""/>
+                    <pic:cNvPicPr/>
+                  </pic:nvPicPr>
+                  <pic:blipFill>
+                    <a:blip r:embed="rId6"/>
+                    <a:stretch>
+                      <a:fillRect/>
+                    </a:stretch>
+                  </pic:blipFill>
+                  <pic:spPr>
+                    <a:xfrm>
+                      <a:off x="0" y="0"/>
+                      <a:ext cx="4713498" cy="3274506"/>
+                    </a:xfrm>
+                    <a:prstGeom prst="rect">
+                      <a:avLst/>
+                    </a:prstGeom>
+                  </pic:spPr>
+                </pic:pic>
+              </a:graphicData>
+            </a:graphic>
+          </wp:inline>
+        </w:drawing>
+      </w:r>
+    </w:p>
+    <w:p>
+      <w:pPr>
+        <w:pStyle w:val="aa"/>
+        <w:jc w:val="center"/>
+        <w:rPr>
+          <w:sz w:val="28"/>
+          <w:szCs w:val="28"/>
+        </w:rPr>
+      </w:pPr>
+      <w:r>
+        <w:t xml:space="preserve">Рисунок </w:t>
+      </w:r>
+      <w:fldSimple w:instr=" SEQ Рисунок \* ARABIC ">
+        <w:r>
+          <w:rPr>
+            <w:noProof/>
+          </w:rPr>
+          <w:t>1</w:t>
+        </w:r>
+      </w:fldSimple>
+      <w:r>
+        <w:t xml:space="preserve"> «Расщепляемая модель Обработка данных с модулей»</w:t>
+      </w:r>
+    </w:p>
+    <w:p>
+      <w:pPr>
+        <w:rPr>
+          <w:sz w:val="28"/>
+          <w:szCs w:val="28"/>
+        </w:rPr>
+      </w:pPr>
+    </w:p>
+    <w:p>
+      <w:pPr>
+        <w:keepNext/>
+        <w:jc w:val="center"/>
+      </w:pPr>
+      <w:r>
+        <w:rPr>
+          <w:sz w:val="28"/>
+          <w:szCs w:val="28"/>
+        </w:rPr>
+        <w:drawing>
+          <wp:inline distT="0" distB="0" distL="0" distR="0" wp14:anchorId="2F5565E3" wp14:editId="0F2DD261">
+            <wp:extent cx="4620985" cy="3200853"/>
+            <wp:effectExtent l="0" t="0" r="8255" b="0"/>
+            <wp:docPr id="195206122" name="Рисунок 1"/>
+            <wp:cNvGraphicFramePr>
+              <a:graphicFrameLocks xmlns:a="http://schemas.openxmlformats.org/drawingml/2006/main" noChangeAspect="1"/>
+            </wp:cNvGraphicFramePr>
+            <a:graphic xmlns:a="http://schemas.openxmlformats.org/drawingml/2006/main">
+              <a:graphicData uri="http://schemas.openxmlformats.org/drawingml/2006/picture">
+                <pic:pic xmlns:pic="http://schemas.openxmlformats.org/drawingml/2006/picture">
+                  <pic:nvPicPr>
+                    <pic:cNvPr id="195206122" name=""/>
+                    <pic:cNvPicPr/>
+                  </pic:nvPicPr>
+                  <pic:blipFill>
+                    <a:blip r:embed="rId7"/>
+                    <a:stretch>
+                      <a:fillRect/>
+                    </a:stretch>
+                  </pic:blipFill>
+                  <pic:spPr>
+                    <a:xfrm>
+                      <a:off x="0" y="0"/>
+                      <a:ext cx="4628682" cy="3206185"/>
+                    </a:xfrm>
+                    <a:prstGeom prst="rect">
+                      <a:avLst/>
+                    </a:prstGeom>
+                  </pic:spPr>
+                </pic:pic>
+              </a:graphicData>
+            </a:graphic>
+          </wp:inline>
+        </w:drawing>
+      </w:r>
+    </w:p>
+    <w:p>
+      <w:pPr>
+        <w:pStyle w:val="aa"/>
+        <w:jc w:val="center"/>
+        <w:rPr>
+          <w:sz w:val="28"/>
+          <w:szCs w:val="28"/>
+        </w:rPr>
+      </w:pPr>
+      <w:r>
+        <w:t xml:space="preserve">Рисунок </w:t>
+      </w:r>
+      <w:fldSimple w:instr=" SEQ Рисунок \* ARABIC ">
+        <w:r>
+          <w:rPr>
+            <w:noProof/>
+          </w:rPr>
+          <w:t>2</w:t>
+        </w:r>
+      </w:fldSimple>
+      <w:r>
+        <w:t xml:space="preserve"> Стрелка вызова на исходной модели</w:t>
+      </w:r>
+    </w:p>
+    <w:p>
+      <w:pPr>
+        <w:keepNext/>
+        <w:jc w:val="center"/>
+      </w:pPr>
+      <w:r>
+        <w:rPr>
+          <w:sz w:val="28"/>
+          <w:szCs w:val="28"/>
+        </w:rPr>
+        <w:lastRenderedPageBreak/>
+        <w:drawing>
+          <wp:inline distT="0" distB="0" distL="0" distR="0" wp14:anchorId="73E8061D" wp14:editId="273FD4F0">
+            <wp:extent cx="3875314" cy="3862245"/>
+            <wp:effectExtent l="0" t="0" r="0" b="5080"/>
+            <wp:docPr id="1998352204" name="Рисунок 1"/>
+            <wp:cNvGraphicFramePr>
+              <a:graphicFrameLocks xmlns:a="http://schemas.openxmlformats.org/drawingml/2006/main" noChangeAspect="1"/>
+            </wp:cNvGraphicFramePr>
+            <a:graphic xmlns:a="http://schemas.openxmlformats.org/drawingml/2006/main">
+              <a:graphicData uri="http://schemas.openxmlformats.org/drawingml/2006/picture">
+                <pic:pic xmlns:pic="http://schemas.openxmlformats.org/drawingml/2006/picture">
+                  <pic:nvPicPr>
+                    <pic:cNvPr id="1998352204" name=""/>
+                    <pic:cNvPicPr/>
+                  </pic:nvPicPr>
+                  <pic:blipFill>
+                    <a:blip r:embed="rId8"/>
+                    <a:stretch>
+                      <a:fillRect/>
+                    </a:stretch>
+                  </pic:blipFill>
+                  <pic:spPr>
+                    <a:xfrm>
+                      <a:off x="0" y="0"/>
+                      <a:ext cx="3881892" cy="3868801"/>
+                    </a:xfrm>
+                    <a:prstGeom prst="rect">
+                      <a:avLst/>
+                    </a:prstGeom>
+                  </pic:spPr>
+                </pic:pic>
+              </a:graphicData>
+            </a:graphic>
+          </wp:inline>
+        </w:drawing>
+      </w:r>
+    </w:p>
+    <w:p>
+      <w:pPr>
+        <w:pStyle w:val="aa"/>
+        <w:jc w:val="center"/>
+        <w:rPr>
+          <w:sz w:val="28"/>
+          <w:szCs w:val="28"/>
+        </w:rPr>
+      </w:pPr>
+      <w:r>
+        <w:t xml:space="preserve">Рисунок </w:t>
+      </w:r>
+      <w:fldSimple w:instr=" SEQ Рисунок \* ARABIC ">
+        <w:r>
+          <w:rPr>
+            <w:noProof/>
+          </w:rPr>
+          <w:t>3</w:t>
+        </w:r>
+      </w:fldSimple>
+      <w:r>
+        <w:t xml:space="preserve"> </w:t>
+      </w:r>
+      <w:r>
+        <w:rPr>
+          <w:lang w:val="en-US"/>
+        </w:rPr>
+        <w:t xml:space="preserve">Purpose </w:t>
+      </w:r>
+      <w:r>
+        <w:t xml:space="preserve">и </w:t>
+      </w:r>
+      <w:r>
+        <w:rPr>
+          <w:lang w:val="en-US"/>
+        </w:rPr>
+        <w:t>Viewpoint</w:t>
+      </w:r>
+    </w:p>
+    <w:p>
+      <w:pPr>
+        <w:rPr>
+          <w:sz w:val="28"/>
+          <w:szCs w:val="28"/>
+        </w:rPr>
+      </w:pPr>
+    </w:p>
+    <w:p>
+      <w:pPr>
+        <w:keepNext/>
+        <w:jc w:val="center"/>
+      </w:pPr>
+      <w:r>
+        <w:rPr>
+          <w:sz w:val="28"/>
+          <w:szCs w:val="28"/>
+        </w:rPr>
+        <w:drawing>
+          <wp:inline distT="0" distB="0" distL="0" distR="0" wp14:anchorId="30009A61" wp14:editId="0804C815">
+            <wp:extent cx="3995057" cy="3981584"/>
+            <wp:effectExtent l="0" t="0" r="5715" b="0"/>
+            <wp:docPr id="297526199" name="Рисунок 1"/>
+            <wp:cNvGraphicFramePr>
+              <a:graphicFrameLocks xmlns:a="http://schemas.openxmlformats.org/drawingml/2006/main" noChangeAspect="1"/>
+            </wp:cNvGraphicFramePr>
+            <a:graphic xmlns:a="http://schemas.openxmlformats.org/drawingml/2006/main">
+              <a:graphicData uri="http://schemas.openxmlformats.org/drawingml/2006/picture">
+                <pic:pic xmlns:pic="http://schemas.openxmlformats.org/drawingml/2006/picture">
+                  <pic:nvPicPr>
+                    <pic:cNvPr id="297526199" name=""/>
+                    <pic:cNvPicPr/>
+                  </pic:nvPicPr>
+                  <pic:blipFill>
+                    <a:blip r:embed="rId9"/>
+                    <a:stretch>
+                      <a:fillRect/>
+                    </a:stretch>
+                  </pic:blipFill>
+                  <pic:spPr>
+                    <a:xfrm>
+                      <a:off x="0" y="0"/>
+                      <a:ext cx="4001015" cy="3987522"/>
+                    </a:xfrm>
+                    <a:prstGeom prst="rect">
+                      <a:avLst/>
+                    </a:prstGeom>
+                  </pic:spPr>
+                </pic:pic>
+              </a:graphicData>
+            </a:graphic>
+          </wp:inline>
+        </w:drawing>
+      </w:r>
+    </w:p>
+    <w:p>
+      <w:pPr>
+        <w:pStyle w:val="aa"/>
+        <w:jc w:val="center"/>
+        <w:rPr>
+          <w:sz w:val="28"/>
+          <w:szCs w:val="28"/>
+        </w:rPr>
+      </w:pPr>
+      <w:r>
+        <w:t xml:space="preserve">Рисунок </w:t>
+      </w:r>
+      <w:fldSimple w:instr=" SEQ Рисунок \* ARABIC ">
+        <w:r>
+          <w:rPr>
+            <w:noProof/>
+          </w:rPr>
+          <w:t>4</w:t>
+        </w:r>
+      </w:fldSimple>
+      <w:r>
+        <w:rPr>
+          <w:lang w:val="en-US"/>
+        </w:rPr>
+        <w:t xml:space="preserve"> Definition </w:t>
+      </w:r>
+      <w:r>
+        <w:t xml:space="preserve">и </w:t>
+      </w:r>
+      <w:r>
+        <w:rPr>
+          <w:lang w:val="en-US"/>
+        </w:rPr>
+        <w:t>Scope</w:t>
+      </w:r>
+    </w:p>
+    <w:p>
+      <w:pPr>
+        <w:rPr>
+          <w:sz w:val="28"/>
+          <w:szCs w:val="28"/>
+          <w:lang w:val="en-US"/>
+        </w:rPr>
+      </w:pPr>
+    </w:p>
+    <w:p>
+      <w:pPr>
+        <w:keepNext/>
+        <w:jc w:val="center"/>
+      </w:pPr>
+      <w:r>
+        <w:rPr>
+          <w:sz w:val="28"/>
+          <w:szCs w:val="28"/>
+        </w:rPr>
+        <w:lastRenderedPageBreak/>
+        <w:drawing>
+          <wp:inline distT="0" distB="0" distL="0" distR="0" wp14:anchorId="773305CD" wp14:editId="73CA997C">
+            <wp:extent cx="4626428" cy="3211547"/>
+            <wp:effectExtent l="0" t="0" r="3175" b="8255"/>
+            <wp:docPr id="1590070735" name="Рисунок 1"/>
+            <wp:cNvGraphicFramePr>
+              <a:graphicFrameLocks xmlns:a="http://schemas.openxmlformats.org/drawingml/2006/main" noChangeAspect="1"/>
+            </wp:cNvGraphicFramePr>
+            <a:graphic xmlns:a="http://schemas.openxmlformats.org/drawingml/2006/main">
+              <a:graphicData uri="http://schemas.openxmlformats.org/drawingml/2006/picture">
+                <pic:pic xmlns:pic="http://schemas.openxmlformats.org/drawingml/2006/picture">
+                  <pic:nvPicPr>
+                    <pic:cNvPr id="1590070735" name=""/>
+                    <pic:cNvPicPr/>
+                  </pic:nvPicPr>
+                  <pic:blipFill>
+                    <a:blip r:embed="rId10"/>
+                    <a:stretch>
+                      <a:fillRect/>
+                    </a:stretch>
+                  </pic:blipFill>
+                  <pic:spPr>
+                    <a:xfrm>
+                      <a:off x="0" y="0"/>
+                      <a:ext cx="4630306" cy="3214239"/>
+                    </a:xfrm>
+                    <a:prstGeom prst="rect">
+                      <a:avLst/>
+                    </a:prstGeom>
+                  </pic:spPr>
+                </pic:pic>
+              </a:graphicData>
+            </a:graphic>
+          </wp:inline>
+        </w:drawing>
+      </w:r>
+    </w:p>
+    <w:p>
+      <w:pPr>
+        <w:pStyle w:val="aa"/>
+        <w:jc w:val="center"/>
+        <w:rPr>
+          <w:sz w:val="28"/>
+          <w:szCs w:val="28"/>
+        </w:rPr>
+      </w:pPr>
+      <w:r>
+        <w:t xml:space="preserve">Рисунок </w:t>
+      </w:r>
+      <w:fldSimple w:instr=" SEQ Рисунок \* ARABIC ">
+        <w:r>
+          <w:rPr>
+            <w:noProof/>
+          </w:rPr>
+          <w:t>5</w:t>
+        </w:r>
+      </w:fldSimple>
+      <w:r>
+        <w:t xml:space="preserve"> Декомпозиция модели «</w:t>
+      </w:r>
+      <w:r>
+        <w:rPr>
+          <w:lang w:val="en-US"/>
+        </w:rPr>
+        <w:t>GPS</w:t>
+      </w:r>
+      <w:r>
+        <w:t>-</w:t>
+      </w:r>
+      <w:proofErr w:type="spellStart"/>
+      <w:proofErr w:type="gramStart"/>
+      <w:r>
+        <w:t>модул»ь</w:t>
+      </w:r>
+      <w:proofErr w:type="spellEnd"/>
+      <w:proofErr w:type="gramEnd"/>
+      <w:r>
+        <w:t xml:space="preserve"> и её модификация</w:t>
+      </w:r>
+    </w:p>
+    <w:p>
+      <w:pPr>
+        <w:rPr>
+          <w:sz w:val="28"/>
+          <w:szCs w:val="28"/>
+        </w:rPr>
+      </w:pPr>
+    </w:p>
+    <w:p>
+      <w:pPr>
+        <w:keepNext/>
+        <w:jc w:val="center"/>
+      </w:pPr>
+      <w:r>
+        <w:rPr>
+          <w:sz w:val="28"/>
+          <w:szCs w:val="28"/>
+        </w:rPr>
+        <w:drawing>
+          <wp:inline distT="0" distB="0" distL="0" distR="0" wp14:anchorId="79D172DB" wp14:editId="2B0FB977">
+            <wp:extent cx="4642757" cy="3225364"/>
+            <wp:effectExtent l="0" t="0" r="5715" b="0"/>
+            <wp:docPr id="1586884815" name="Рисунок 1"/>
+            <wp:cNvGraphicFramePr>
+              <a:graphicFrameLocks xmlns:a="http://schemas.openxmlformats.org/drawingml/2006/main" noChangeAspect="1"/>
+            </wp:cNvGraphicFramePr>
+            <a:graphic xmlns:a="http://schemas.openxmlformats.org/drawingml/2006/main">
+              <a:graphicData uri="http://schemas.openxmlformats.org/drawingml/2006/picture">
+                <pic:pic xmlns:pic="http://schemas.openxmlformats.org/drawingml/2006/picture">
+                  <pic:nvPicPr>
+                    <pic:cNvPr id="1586884815" name=""/>
+                    <pic:cNvPicPr/>
+                  </pic:nvPicPr>
+                  <pic:blipFill>
+                    <a:blip r:embed="rId11"/>
+                    <a:stretch>
+                      <a:fillRect/>
+                    </a:stretch>
+                  </pic:blipFill>
+                  <pic:spPr>
+                    <a:xfrm>
+                      <a:off x="0" y="0"/>
+                      <a:ext cx="4651190" cy="3231222"/>
+                    </a:xfrm>
+                    <a:prstGeom prst="rect">
+                      <a:avLst/>
+                    </a:prstGeom>
+                  </pic:spPr>
+                </pic:pic>
+              </a:graphicData>
+            </a:graphic>
+          </wp:inline>
+        </w:drawing>
+      </w:r>
+    </w:p>
+    <w:p>
+      <w:pPr>
+        <w:pStyle w:val="aa"/>
+        <w:jc w:val="center"/>
+        <w:rPr>
+          <w:sz w:val="28"/>
+          <w:szCs w:val="28"/>
+        </w:rPr>
+      </w:pPr>
+      <w:r>
+        <w:t xml:space="preserve">Рисунок </w:t>
+      </w:r>
+      <w:fldSimple w:instr=" SEQ Рисунок \* ARABIC ">
+        <w:r>
+          <w:rPr>
+            <w:noProof/>
+          </w:rPr>
+          <w:t>6</w:t>
+        </w:r>
+      </w:fldSimple>
+      <w:r>
+        <w:t xml:space="preserve"> Результат слияния модели</w:t>
+      </w:r>
+    </w:p>
+    <w:p>
+      <w:pPr>
+        <w:rPr>
+          <w:sz w:val="28"/>
+          <w:szCs w:val="28"/>
+          <w:lang w:val="en-US"/>
+        </w:rPr>
+      </w:pPr>
+    </w:p>
+    <w:p>
+      <w:pPr>
+        <w:keepNext/>
+        <w:jc w:val="center"/>
+      </w:pPr>
+      <w:r>
+        <w:rPr>
+          <w:sz w:val="28"/>
+          <w:szCs w:val="28"/>
+          <w:lang w:val="en-US"/>
+        </w:rPr>
+        <w:lastRenderedPageBreak/>
+        <w:drawing>
+          <wp:inline distT="0" distB="0" distL="0" distR="0" wp14:anchorId="6EBDDCBB" wp14:editId="65FEA2FE">
+            <wp:extent cx="4229100" cy="3138176"/>
+            <wp:effectExtent l="0" t="0" r="0" b="5080"/>
+            <wp:docPr id="710716402" name="Рисунок 1"/>
+            <wp:cNvGraphicFramePr>
+              <a:graphicFrameLocks xmlns:a="http://schemas.openxmlformats.org/drawingml/2006/main" noChangeAspect="1"/>
+            </wp:cNvGraphicFramePr>
+            <a:graphic xmlns:a="http://schemas.openxmlformats.org/drawingml/2006/main">
+              <a:graphicData uri="http://schemas.openxmlformats.org/drawingml/2006/picture">
+                <pic:pic xmlns:pic="http://schemas.openxmlformats.org/drawingml/2006/picture">
+                  <pic:nvPicPr>
+                    <pic:cNvPr id="710716402" name=""/>
+                    <pic:cNvPicPr/>
+                  </pic:nvPicPr>
+                  <pic:blipFill>
+                    <a:blip r:embed="rId12"/>
+                    <a:stretch>
+                      <a:fillRect/>
+                    </a:stretch>
+                  </pic:blipFill>
+                  <pic:spPr>
+                    <a:xfrm>
+                      <a:off x="0" y="0"/>
+                      <a:ext cx="4237834" cy="3144657"/>
+                    </a:xfrm>
+                    <a:prstGeom prst="rect">
+                      <a:avLst/>
+                    </a:prstGeom>
+                  </pic:spPr>
+                </pic:pic>
+              </a:graphicData>
+            </a:graphic>
+          </wp:inline>
+        </w:drawing>
+      </w:r>
+    </w:p>
+    <w:p>
+      <w:pPr>
+        <w:pStyle w:val="aa"/>
+        <w:jc w:val="center"/>
+        <w:rPr>
+          <w:sz w:val="28"/>
+          <w:szCs w:val="28"/>
+        </w:rPr>
+      </w:pPr>
+      <w:r>
+        <w:t xml:space="preserve">Рисунок </w:t>
+      </w:r>
+      <w:fldSimple w:instr=" SEQ Рисунок \* ARABIC ">
+        <w:r>
+          <w:rPr>
+            <w:noProof/>
+          </w:rPr>
+          <w:t>7</w:t>
+        </w:r>
+      </w:fldSimple>
+      <w:r>
+        <w:t xml:space="preserve"> </w:t>
+      </w:r>
+      <w:r>
+        <w:t xml:space="preserve">Копирование модели в проект </w:t>
+      </w:r>
+      <w:r>
+        <w:rPr>
+          <w:lang w:val="en-US"/>
+        </w:rPr>
+        <w:t>TEST</w:t>
+      </w:r>
+    </w:p>
+    <w:p>
+      <w:pPr>
+        <w:rPr>
+          <w:sz w:val="28"/>
+          <w:szCs w:val="28"/>
+        </w:rPr>
+      </w:pPr>
+    </w:p>
+    <w:p>
+      <w:pPr>
+        <w:keepNext/>
+        <w:jc w:val="center"/>
+      </w:pPr>
+      <w:r>
+        <w:rPr>
+          <w:sz w:val="28"/>
+          <w:szCs w:val="28"/>
+          <w:lang w:val="en-US"/>
+        </w:rPr>
+        <w:drawing>
+          <wp:inline distT="0" distB="0" distL="0" distR="0" wp14:anchorId="7ED2A55A" wp14:editId="178212BC">
+            <wp:extent cx="5940425" cy="4125595"/>
+            <wp:effectExtent l="0" t="0" r="3175" b="8255"/>
+            <wp:docPr id="1110462164" name="Рисунок 1"/>
+            <wp:cNvGraphicFramePr>
+              <a:graphicFrameLocks xmlns:a="http://schemas.openxmlformats.org/drawingml/2006/main" noChangeAspect="1"/>
+            </wp:cNvGraphicFramePr>
+            <a:graphic xmlns:a="http://schemas.openxmlformats.org/drawingml/2006/main">
+              <a:graphicData uri="http://schemas.openxmlformats.org/drawingml/2006/picture">
+                <pic:pic xmlns:pic="http://schemas.openxmlformats.org/drawingml/2006/picture">
+                  <pic:nvPicPr>
+                    <pic:cNvPr id="1110462164" name=""/>
+                    <pic:cNvPicPr/>
+                  </pic:nvPicPr>
+                  <pic:blipFill>
+                    <a:blip r:embed="rId13"/>
+                    <a:stretch>
+                      <a:fillRect/>
+                    </a:stretch>
+                  </pic:blipFill>
+                  <pic:spPr>
+                    <a:xfrm>
+                      <a:off x="0" y="0"/>
+                      <a:ext cx="5940425" cy="4125595"/>
+                    </a:xfrm>
+                    <a:prstGeom prst="rect">
+                      <a:avLst/>
+                    </a:prstGeom>
+                  </pic:spPr>
+                </pic:pic>
+              </a:graphicData>
+            </a:graphic>
+          </wp:inline>
+        </w:drawing>
+      </w:r>
+    </w:p>
+    <w:p>
+      <w:pPr>
+        <w:pStyle w:val="aa"/>
+        <w:jc w:val="center"/>
+        <w:rPr>
+          <w:sz w:val="28"/>
+          <w:szCs w:val="28"/>
+          <w:lang w:val="en-US"/>
+        </w:rPr>
+      </w:pPr>
+      <w:r>
+        <w:t xml:space="preserve">Рисунок </w:t>
+      </w:r>
+      <w:fldSimple w:instr=" SEQ Рисунок \* ARABIC ">
+        <w:r>
+          <w:rPr>
+            <w:noProof/>
+          </w:rPr>
+          <w:t>8</w:t>
+        </w:r>
+      </w:fldSimple>
+      <w:r>
+        <w:rPr>
+          <w:lang w:val="en-US"/>
+        </w:rPr>
+        <w:t xml:space="preserve"> </w:t>
+      </w:r>
+      <w:r>
+        <w:t>Результат копирования модели</w:t>
+      </w:r>
+    </w:p>
+    <w:p>
+      <w:pPr>
+        <w:rPr>
+          <w:sz w:val="28"/>
+          <w:szCs w:val="28"/>
+        </w:rPr>
+      </w:pPr>
+    </w:p>
+    <w:p>
+      <w:pPr>
+        <w:rPr>
+          <w:sz w:val="28"/>
+          <w:szCs w:val="28"/>
+        </w:rPr>
+      </w:pPr>
+    </w:p>
+    <w:p>
+      <w:pPr>
+        <w:rPr>
+          <w:sz w:val="28"/>
+          <w:szCs w:val="28"/>
+        </w:rPr>
+      </w:pPr>
+    </w:p>
+    <w:p>
+      <w:pPr>
+        <w:rPr>
+          <w:sz w:val="28"/>
+          <w:szCs w:val="28"/>
+        </w:rPr>
+      </w:pPr>
+    </w:p>
+    <w:p>
+      <w:pPr>
         <w:rPr>
           <w:sz w:val="28"/>
           <w:szCs w:val="28"/>
@@ -1355,6 +2072,7 @@
           <w:sz w:val="28"/>
           <w:szCs w:val="28"/>
         </w:rPr>
+        <w:lastRenderedPageBreak/>
         <w:t>Результаты проектирования:</w:t>
       </w:r>
     </w:p>
@@ -1472,7 +2190,7 @@
                     <pic:cNvPicPr/>
                   </pic:nvPicPr>
                   <pic:blipFill>
-                    <a:blip r:embed="rId6"/>
+                    <a:blip r:embed="rId14"/>
                     <a:stretch>
                       <a:fillRect/>
                     </a:stretch>
@@ -1510,7 +2228,7 @@
           <w:rPr>
             <w:noProof/>
           </w:rPr>
-          <w:t>1</w:t>
+          <w:t>9</w:t>
         </w:r>
       </w:fldSimple>
       <w:r>
@@ -1553,7 +2271,7 @@
                     <pic:cNvPicPr/>
                   </pic:nvPicPr>
                   <pic:blipFill>
-                    <a:blip r:embed="rId7"/>
+                    <a:blip r:embed="rId15"/>
                     <a:stretch>
                       <a:fillRect/>
                     </a:stretch>
@@ -1591,7 +2309,7 @@
           <w:rPr>
             <w:noProof/>
           </w:rPr>
-          <w:t>2</w:t>
+          <w:t>10</w:t>
         </w:r>
       </w:fldSimple>
       <w:r>
@@ -1640,7 +2358,7 @@
                     <pic:cNvPicPr/>
                   </pic:nvPicPr>
                   <pic:blipFill>
-                    <a:blip r:embed="rId8"/>
+                    <a:blip r:embed="rId16"/>
                     <a:stretch>
                       <a:fillRect/>
                     </a:stretch>
@@ -1678,7 +2396,7 @@
           <w:rPr>
             <w:noProof/>
           </w:rPr>
-          <w:t>3</w:t>
+          <w:t>11</w:t>
         </w:r>
       </w:fldSimple>
       <w:r>
@@ -1720,7 +2438,7 @@
                     <pic:cNvPicPr/>
                   </pic:nvPicPr>
                   <pic:blipFill>
-                    <a:blip r:embed="rId9"/>
+                    <a:blip r:embed="rId17"/>
                     <a:stretch>
                       <a:fillRect/>
                     </a:stretch>
@@ -1758,7 +2476,7 @@
           <w:rPr>
             <w:noProof/>
           </w:rPr>
-          <w:t>4</w:t>
+          <w:t>12</w:t>
         </w:r>
       </w:fldSimple>
       <w:r>
@@ -1808,7 +2526,7 @@
                     <pic:cNvPicPr/>
                   </pic:nvPicPr>
                   <pic:blipFill>
-                    <a:blip r:embed="rId10"/>
+                    <a:blip r:embed="rId18"/>
                     <a:stretch>
                       <a:fillRect/>
                     </a:stretch>
@@ -1846,7 +2564,7 @@
           <w:rPr>
             <w:noProof/>
           </w:rPr>
-          <w:t>5</w:t>
+          <w:t>13</w:t>
         </w:r>
       </w:fldSimple>
       <w:r>
@@ -1888,7 +2606,7 @@
                     <pic:cNvPicPr/>
                   </pic:nvPicPr>
                   <pic:blipFill>
-                    <a:blip r:embed="rId11"/>
+                    <a:blip r:embed="rId19"/>
                     <a:stretch>
                       <a:fillRect/>
                     </a:stretch>
@@ -1926,7 +2644,7 @@
           <w:rPr>
             <w:noProof/>
           </w:rPr>
-          <w:t>6</w:t>
+          <w:t>14</w:t>
         </w:r>
       </w:fldSimple>
       <w:r>
@@ -1967,7 +2685,7 @@
                     <pic:cNvPicPr/>
                   </pic:nvPicPr>
                   <pic:blipFill>
-                    <a:blip r:embed="rId12"/>
+                    <a:blip r:embed="rId20"/>
                     <a:stretch>
                       <a:fillRect/>
                     </a:stretch>
@@ -2005,7 +2723,7 @@
           <w:rPr>
             <w:noProof/>
           </w:rPr>
-          <w:t>7</w:t>
+          <w:t>15</w:t>
         </w:r>
       </w:fldSimple>
       <w:r>
@@ -2056,7 +2774,7 @@
                     <pic:cNvPicPr/>
                   </pic:nvPicPr>
                   <pic:blipFill>
-                    <a:blip r:embed="rId13"/>
+                    <a:blip r:embed="rId21"/>
                     <a:stretch>
                       <a:fillRect/>
                     </a:stretch>
@@ -2094,7 +2812,7 @@
           <w:rPr>
             <w:noProof/>
           </w:rPr>
-          <w:t>8</w:t>
+          <w:t>16</w:t>
         </w:r>
       </w:fldSimple>
       <w:r>
@@ -2395,7 +3113,7 @@
                     <pic:cNvPicPr/>
                   </pic:nvPicPr>
                   <pic:blipFill>
-                    <a:blip r:embed="rId14"/>
+                    <a:blip r:embed="rId22"/>
                     <a:stretch>
                       <a:fillRect/>
                     </a:stretch>
@@ -2429,7 +3147,7 @@
           <w:rPr>
             <w:noProof/>
           </w:rPr>
-          <w:t>9</w:t>
+          <w:t>17</w:t>
         </w:r>
       </w:fldSimple>
       <w:r>
@@ -2463,7 +3181,7 @@
                     <pic:cNvPicPr/>
                   </pic:nvPicPr>
                   <pic:blipFill>
-                    <a:blip r:embed="rId15"/>
+                    <a:blip r:embed="rId23"/>
                     <a:stretch>
                       <a:fillRect/>
                     </a:stretch>
@@ -2501,7 +3219,7 @@
           <w:rPr>
             <w:noProof/>
           </w:rPr>
-          <w:t>10</w:t>
+          <w:t>18</w:t>
         </w:r>
       </w:fldSimple>
       <w:r>
@@ -2561,7 +3279,7 @@
                     <pic:cNvPicPr/>
                   </pic:nvPicPr>
                   <pic:blipFill>
-                    <a:blip r:embed="rId16"/>
+                    <a:blip r:embed="rId24"/>
                     <a:stretch>
                       <a:fillRect/>
                     </a:stretch>
@@ -2599,7 +3317,7 @@
           <w:rPr>
             <w:noProof/>
           </w:rPr>
-          <w:t>11</w:t>
+          <w:t>19</w:t>
         </w:r>
       </w:fldSimple>
       <w:r>
@@ -3445,7 +4163,7 @@
                     <pic:cNvPicPr/>
                   </pic:nvPicPr>
                   <pic:blipFill>
-                    <a:blip r:embed="rId17"/>
+                    <a:blip r:embed="rId25"/>
                     <a:stretch>
                       <a:fillRect/>
                     </a:stretch>
@@ -3483,7 +4201,7 @@
           <w:rPr>
             <w:noProof/>
           </w:rPr>
-          <w:t>12</w:t>
+          <w:t>20</w:t>
         </w:r>
       </w:fldSimple>
       <w:r>
@@ -3536,7 +4254,7 @@
                     <pic:cNvPicPr/>
                   </pic:nvPicPr>
                   <pic:blipFill>
-                    <a:blip r:embed="rId18"/>
+                    <a:blip r:embed="rId26"/>
                     <a:stretch>
                       <a:fillRect/>
                     </a:stretch>
@@ -3574,7 +4292,7 @@
           <w:rPr>
             <w:noProof/>
           </w:rPr>
-          <w:t>13</w:t>
+          <w:t>21</w:t>
         </w:r>
       </w:fldSimple>
       <w:r>
@@ -3622,7 +4340,7 @@
                     <pic:cNvPicPr/>
                   </pic:nvPicPr>
                   <pic:blipFill>
-                    <a:blip r:embed="rId19"/>
+                    <a:blip r:embed="rId27"/>
                     <a:stretch>
                       <a:fillRect/>
                     </a:stretch>
@@ -3660,7 +4378,7 @@
           <w:rPr>
             <w:noProof/>
           </w:rPr>
-          <w:t>14</w:t>
+          <w:t>22</w:t>
         </w:r>
       </w:fldSimple>
       <w:r>
@@ -3707,7 +4425,7 @@
                     <pic:cNvPicPr/>
                   </pic:nvPicPr>
                   <pic:blipFill>
-                    <a:blip r:embed="rId20"/>
+                    <a:blip r:embed="rId28"/>
                     <a:stretch>
                       <a:fillRect/>
                     </a:stretch>
@@ -3745,7 +4463,7 @@
           <w:rPr>
             <w:noProof/>
           </w:rPr>
-          <w:t>15</w:t>
+          <w:t>23</w:t>
         </w:r>
       </w:fldSimple>
       <w:r>
@@ -3806,7 +4524,7 @@
                     <pic:cNvPicPr/>
                   </pic:nvPicPr>
                   <pic:blipFill>
-                    <a:blip r:embed="rId21"/>
+                    <a:blip r:embed="rId29"/>
                     <a:stretch>
                       <a:fillRect/>
                     </a:stretch>
@@ -3844,7 +4562,7 @@
           <w:rPr>
             <w:noProof/>
           </w:rPr>
-          <w:t>16</w:t>
+          <w:t>24</w:t>
         </w:r>
       </w:fldSimple>
       <w:r>
